--- a/tabela_art21_publicidade_online.docx
+++ b/tabela_art21_publicidade_online.docx
@@ -206,7 +206,7 @@
               </w:rPr>
               <w:t>sem correspondência</w:t>
               <w:br/>
-              <w:t>(art.º 80.º regula comércio, mas não prevê aviso obrigatório de detenção responsável com texto específico)</w:t>
+              <w:t>(art.º 80.º regula comércio; sem aviso obrigatório com texto específico de detenção responsável)</w:t>
             </w:r>
           </w:p>
         </w:tc>
@@ -262,7 +262,7 @@
               </w:rPr>
               <w:t>sem correspondência</w:t>
               <w:br/>
-              <w:t>(art.º 92.º aplica-se a operadores; sem extensão expressa a particulares)</w:t>
+              <w:t>(sem extensão expressa dos requisitos de anúncio a particulares)</w:t>
             </w:r>
           </w:p>
         </w:tc>
@@ -341,7 +341,7 @@
               <w:br/>
               <w:t>[n.º 3 do art.º 91.º do RGBEAC]</w:t>
               <w:br/>
-              <w:t>[correspondência parcial — historial clínico previsto; prova de identificação/registo não explicitada como documento autónomo]</w:t>
+              <w:t>[correspondência parcial — historial clínico previsto; prova formal de identificação/registo não prevista como documento autónomo]</w:t>
             </w:r>
           </w:p>
         </w:tc>
@@ -666,7 +666,7 @@
               <w:br/>
               <w:t>[al. a) do n.º 1 do art.º 53.º do DL 276/2001]</w:t>
               <w:br/>
-              <w:t>[correspondência parcial — idade referida; data e país de nascimento não indicados]</w:t>
+              <w:t>[correspondência parcial — idade referida; data e país de nascimento não exigidos]</w:t>
             </w:r>
           </w:p>
         </w:tc>
@@ -739,11 +739,11 @@
               <w:rPr>
                 <w:sz w:val="16"/>
               </w:rPr>
-              <w:t>"a indicação se é animal de raça pura ou indeterminada, sendo que, tratando-se de animal de raça pura, deve obrigatoriamente ser referido o número de registo no livro de origens português"</w:t>
+              <w:t>"a indicação se é animal de raça pura ou indeterminada... deve obrigatoriamente ser referido o número de registo no livro de origens português"</w:t>
               <w:br/>
               <w:t>[al. b) do n.º 1 do art.º 53.º do DL 276/2001]</w:t>
               <w:br/>
-              <w:t>[correspondência parcial — raça prevista; obrigatoriedade mais restrita para raça pura]</w:t>
+              <w:t>[correspondência parcial — raça prevista; mais restrita para raça pura]</w:t>
             </w:r>
           </w:p>
         </w:tc>
@@ -784,7 +784,9 @@
               <w:rPr>
                 <w:sz w:val="16"/>
               </w:rPr>
-              <w:t>"Where a natural or legal person advertises a dog or cat online with a view to placing it on the Union market, that person shall use the system referred to in paragraph 5 to generate a unique verification token. That person shall include that token in the advertisement, along with a weblink to the system referred to in paragraph 5. The system shall enable acquirers to verify the authenticity of the identification, registration and ownership of dogs or cats advertised online."</w:t>
+              <w:t>"Where a natural or legal person advertises a dog or cat online with a view to placing it on the Union market, that person shall use the system referred to in paragraph 5 to generate a unique verification token. That person shall include that token in the advertisement, along with a weblink to the system referred to in paragraph 5.</w:t>
+              <w:br/>
+              <w:t>The system shall enable acquirers to verify the authenticity of the identification, registration and ownership of dogs or cats advertised online."</w:t>
             </w:r>
           </w:p>
         </w:tc>
@@ -803,7 +805,7 @@
               </w:rPr>
               <w:t>sem correspondência</w:t>
               <w:br/>
-              <w:t>(falta a implementação do sistema de verificação online com token único — identificado como lacuna nas notas de divergência do comparativo_reuniao_exemplo.docx)</w:t>
+              <w:t>(falta a implementação do sistema de verificação online com token único — lacuna identificada nas notas de divergência do comparativo_reuniao_exemplo.docx)</w:t>
             </w:r>
           </w:p>
         </w:tc>
@@ -859,7 +861,9 @@
               <w:rPr>
                 <w:sz w:val="16"/>
               </w:rPr>
-              <w:t>"Providers of online platforms shall ensure that their online interface is designed and organised in such a way that makes it easier for operators or other natural or legal persons who are placing dogs or cats on the market to comply with their obligations under paragraphs 1 to 3 of this Article, and in line with Article 31 of Regulation (EU) 2022/2065, and shall inform acquirers, in a visible manner, of the possibility to verify the authenticity of the identification..."</w:t>
+              <w:t>"Providers of online platforms shall ensure that their online interface is designed and organised in such a way that makes it easier for operators or other natural or legal persons who are placing dogs or cats on the market to comply with their obligations under paragraphs 1 to 3 of this Article, and in line with Article 31 of Regulation (EU) 2022/2065, and shall inform acquirers, in a visible manner, of the possibility to verify the authenticity of the identification, registration and ownership of the dog or cat on the online verification system referred to in paragraph 5 accessed via a weblink.</w:t>
+              <w:br/>
+              <w:t>[Apenas a pessoa que coloca o animal no mercado é responsável pela exatidão das informações; sem obrigação geral de monitorização para a plataforma (art.º 8.º do Reg. (UE) 2022/2065)]"</w:t>
             </w:r>
           </w:p>
         </w:tc>
@@ -917,11 +921,9 @@
                 <w:b/>
                 <w:sz w:val="16"/>
               </w:rPr>
-              <w:t>[Elementos específicos</w:t>
+              <w:t>n.º 5 do art.º 21.º</w:t>
               <w:br/>
-              <w:t>do @codigo e @legislacao</w:t>
-              <w:br/>
-              <w:t>sem paralelo no @regulamento]</w:t>
+              <w:t>[sistema da Comissão]</w:t>
             </w:r>
           </w:p>
         </w:tc>
@@ -938,7 +940,9 @@
               <w:rPr>
                 <w:sz w:val="16"/>
               </w:rPr>
-              <w:t>[Não previsto no art.º 21.º do @regulamento]</w:t>
+              <w:t>"The Commission shall ensure that a verification system for performing automated checks of the authenticity of the identification, registration and ownership of dogs or cats advertised online, using the database referred to in Article 23, is publicly available online, free of charge and generates the unique verification token referred to in paragraph 3.</w:t>
+              <w:br/>
+              <w:t>The system shall ensure: (a) reliable verification of authenticity using national databases (Article 23); (b) compliance with data protection (Reg. (EU) 2018/1725 and 2016/679)."</w:t>
             </w:r>
           </w:p>
         </w:tc>
@@ -955,21 +959,9 @@
               <w:rPr>
                 <w:sz w:val="16"/>
               </w:rPr>
-              <w:t>"Número de animais da ninhada"</w:t>
+              <w:t>sem correspondência</w:t>
               <w:br/>
-              <w:t>[al. e) do n.º 1 do art.º 53.º do DL 276/2001]</w:t>
-              <w:br/>
-              <w:t>"Número de identificação eletrónica da cria e da fêmea reprodutora"</w:t>
-              <w:br/>
-              <w:t>[al. c) do n.º 1 do art.º 53.º]</w:t>
-              <w:br/>
-              <w:t>"Número de inscrição de criador"</w:t>
-              <w:br/>
-              <w:t>[al. d) do n.º 1 do art.º 53.º]</w:t>
-              <w:br/>
-              <w:t>"Proibição de venda a menores de 16 anos"</w:t>
-              <w:br/>
-              <w:t>[n.º 4 do art.º 80.º do DL 214/2013]</w:t>
+              <w:t>(disposição de nível europeu — obrigação da Comissão; sem impacto direto na legislação nacional)</w:t>
             </w:r>
           </w:p>
         </w:tc>
@@ -986,11 +978,179 @@
               <w:rPr>
                 <w:sz w:val="16"/>
               </w:rPr>
-              <w:t>"Número de animais da ninhada; número de identificação eletrónica da cria e da fêmea reprodutora; número de inscrição de criador"</w:t>
+              <w:t>sem correspondência</w:t>
               <w:br/>
-              <w:t>[als. c)-e) do n.º 1 do art.º 53.º do DL n.º 276/2001]</w:t>
+              <w:t>(disposição de nível europeu — obrigação da Comissão; sem impacto direto na legislação nacional)</w:t>
+            </w:r>
+          </w:p>
+        </w:tc>
+      </w:tr>
+      <w:tr>
+        <w:tc>
+          <w:tcPr>
+            <w:tcW w:type="dxa" w:w="1417"/>
+          </w:tcPr>
+          <w:p>
+            <w:pPr>
+              <w:spacing w:before="0" w:after="20"/>
+              <w:jc w:val="left"/>
+            </w:pPr>
+            <w:r>
+              <w:rPr>
+                <w:b/>
+                <w:sz w:val="16"/>
+              </w:rPr>
+              <w:t>n.º 6 do art.º 21.º</w:t>
               <w:br/>
-              <w:t>[estes requisitos são adicionais ao @regulamento e subsistem como obrigações nacionais complementares]</w:t>
+              <w:t>[atos de execução</w:t>
+              <w:br/>
+              <w:t>da Comissão]</w:t>
+            </w:r>
+          </w:p>
+        </w:tc>
+        <w:tc>
+          <w:tcPr>
+            <w:tcW w:type="dxa" w:w="3118"/>
+          </w:tcPr>
+          <w:p>
+            <w:pPr>
+              <w:spacing w:before="0" w:after="20"/>
+              <w:jc w:val="left"/>
+            </w:pPr>
+            <w:r>
+              <w:rPr>
+                <w:sz w:val="16"/>
+              </w:rPr>
+              <w:t>"The Commission shall adopt implementing acts laying down: (a) the information to be provided as proof of identification and registration [2 years after entry into force]; (b) the information to be provided to the verification system for demonstrating authenticity [3 years after entry into force]; (c) the key functions, technical/electronic/cryptographic requirements and procedural steps of the system referred to in paragraph 5."</w:t>
+            </w:r>
+          </w:p>
+        </w:tc>
+        <w:tc>
+          <w:tcPr>
+            <w:tcW w:type="dxa" w:w="2438"/>
+          </w:tcPr>
+          <w:p>
+            <w:pPr>
+              <w:spacing w:before="0" w:after="20"/>
+              <w:jc w:val="left"/>
+            </w:pPr>
+            <w:r>
+              <w:rPr>
+                <w:sz w:val="16"/>
+              </w:rPr>
+              <w:t>sem correspondência</w:t>
+              <w:br/>
+              <w:t>(atos de execução a adotar pela Comissão Europeia)</w:t>
+            </w:r>
+          </w:p>
+        </w:tc>
+        <w:tc>
+          <w:tcPr>
+            <w:tcW w:type="dxa" w:w="2438"/>
+          </w:tcPr>
+          <w:p>
+            <w:pPr>
+              <w:spacing w:before="0" w:after="20"/>
+              <w:jc w:val="left"/>
+            </w:pPr>
+            <w:r>
+              <w:rPr>
+                <w:sz w:val="16"/>
+              </w:rPr>
+              <w:t>sem correspondência</w:t>
+              <w:br/>
+              <w:t>(atos de execução a adotar pela Comissão Europeia)</w:t>
+            </w:r>
+          </w:p>
+        </w:tc>
+      </w:tr>
+      <w:tr>
+        <w:tc>
+          <w:tcPr>
+            <w:tcW w:type="dxa" w:w="1417"/>
+          </w:tcPr>
+          <w:p>
+            <w:pPr>
+              <w:spacing w:before="0" w:after="20"/>
+              <w:jc w:val="left"/>
+            </w:pPr>
+            <w:r>
+              <w:rPr>
+                <w:b/>
+                <w:sz w:val="16"/>
+              </w:rPr>
+              <w:t>[Elementos específicos</w:t>
+              <w:br/>
+              <w:t>por diploma, sem</w:t>
+              <w:br/>
+              <w:t>paralelo no art.º 21.º]</w:t>
+            </w:r>
+          </w:p>
+        </w:tc>
+        <w:tc>
+          <w:tcPr>
+            <w:tcW w:type="dxa" w:w="3118"/>
+          </w:tcPr>
+          <w:p>
+            <w:pPr>
+              <w:spacing w:before="0" w:after="20"/>
+              <w:jc w:val="left"/>
+            </w:pPr>
+            <w:r>
+              <w:rPr>
+                <w:sz w:val="16"/>
+              </w:rPr>
+              <w:t>[Não previstos no art.º 21.º do @regulamento]</w:t>
+            </w:r>
+          </w:p>
+        </w:tc>
+        <w:tc>
+          <w:tcPr>
+            <w:tcW w:type="dxa" w:w="2438"/>
+          </w:tcPr>
+          <w:p>
+            <w:pPr>
+              <w:spacing w:before="0" w:after="20"/>
+              <w:jc w:val="left"/>
+            </w:pPr>
+            <w:r>
+              <w:rPr>
+                <w:sz w:val="16"/>
+              </w:rPr>
+              <w:t>Requisitos adicionais do @rgbeac (art.º 91.º):</w:t>
+              <w:br/>
+              <w:t>– Venda apenas a maiores de idade plenamente capazes, mediante contrato escrito</w:t>
+              <w:br/>
+              <w:t>– Verificação da adequação do animal ao comprador</w:t>
+              <w:br/>
+              <w:t>– Regime de indemnização por doença congénita/viral</w:t>
+              <w:br/>
+              <w:t>– Autorização de reprodução ou compromisso de esterilização até 6 meses</w:t>
+            </w:r>
+          </w:p>
+        </w:tc>
+        <w:tc>
+          <w:tcPr>
+            <w:tcW w:type="dxa" w:w="2438"/>
+          </w:tcPr>
+          <w:p>
+            <w:pPr>
+              <w:spacing w:before="0" w:after="20"/>
+              <w:jc w:val="left"/>
+            </w:pPr>
+            <w:r>
+              <w:rPr>
+                <w:sz w:val="16"/>
+              </w:rPr>
+              <w:t>Requisitos adicionais:</w:t>
+              <w:br/>
+              <w:t>– Número de animais da ninhada [al. e) do n.º 1 do art.º 53.º do DL 276/2001]</w:t>
+              <w:br/>
+              <w:t>– Número de identificação eletrónica da cria e da fêmea reprodutora [al. c)]</w:t>
+              <w:br/>
+              <w:t>– Número de inscrição de criador [al. d)]</w:t>
+              <w:br/>
+              <w:t>– Proibição de venda a menores de 16 anos sem autorização [n.º 4 do art.º 80.º do DL 214/2013]</w:t>
             </w:r>
           </w:p>
         </w:tc>
@@ -1005,7 +1165,7 @@
           <w:i/>
           <w:sz w:val="15"/>
         </w:rPr>
-        <w:t>Nota: o texto do art.º 92.º do @rgbeac (requisitos de validade do anúncio) surge truncado no comparativo_reuniao_exemplo.docx. O n.º 4 do art.º 21.º surge igualmente truncado; o texto foi completado com base no contexto da norma. Necessidade de alteração (todos os diplomas): Sim — sistema de verificação online com token único (referenciado nas notas de divergência do comparativo_reuniao_exemplo.docx como lacuna principal); aviso obrigatório com texto específico do n.º 1.</w:t>
+        <w:t>Nota: o texto do art.º 92.º do @rgbeac (requisitos de validade do anúncio) surge truncado no comparativo_reuniao_exemplo.docx. Os n.ºs 5 e 6 do art.º 21.º são obrigações de nível europeu (Comissão/atos de execução) sem transposição nacional direta; a lacuna principal de transposição é o sistema de verificação com token único (n.º 3). Necessidade de alteração (todos os diplomas): Sim.</w:t>
       </w:r>
     </w:p>
     <w:sectPr>
